--- a/블로그글작성/판례/물환경_대법원_시리즈/판례_대법원98두1406_오니를투입했다고개선이완료된것은아닙니다.docx
+++ b/블로그글작성/판례/물환경_대법원_시리즈/판례_대법원98두1406_오니를투입했다고개선이완료된것은아닙니다.docx
@@ -599,6 +599,13 @@
           <w:rFonts w:ascii="맑은 고딕" w:hAnsi="맑은 고딕" w:eastAsia="맑은 고딕" w:cs="맑은 고딕"/>
           <w:color w:val="000000"/>
         </w:rPr>
+        <w:br/>
+      </w:r>
+      <w:r>
+        <w:rPr>
+          <w:rFonts w:ascii="맑은 고딕" w:hAnsi="맑은 고딕" w:eastAsia="맑은 고딕" w:cs="맑은 고딕"/>
+          <w:color w:val="000000"/>
+        </w:rPr>
         <w:t>② 피고는 같은 달 26일 원고에게 방지시설에 대한 개선명령을 하였다.</w:t>
       </w:r>
       <w:r>
@@ -613,6 +620,13 @@
           <w:rFonts w:ascii="맑은 고딕" w:hAnsi="맑은 고딕" w:eastAsia="맑은 고딕" w:cs="맑은 고딕"/>
           <w:color w:val="000000"/>
         </w:rPr>
+        <w:br/>
+      </w:r>
+      <w:r>
+        <w:rPr>
+          <w:rFonts w:ascii="맑은 고딕" w:hAnsi="맑은 고딕" w:eastAsia="맑은 고딕" w:cs="맑은 고딕"/>
+          <w:color w:val="000000"/>
+        </w:rPr>
         <w:t>③ 원고는 같은 달 19일과 20일에는 방지시설을 정상적으로 개선하지 아니한 채 조업을 계속하면서 배출허용기준을 초과하는 폐수를 방출하였고, 그 이후에는 공장가동을 중지한 채 같은 달 24일 활성 상태의 오니 27t을 구입하여 폭기조에 투입함으로써 같은 달 28일부터 방지시설을 정상가동하였다.</w:t>
       </w:r>
       <w:r>
@@ -627,7 +641,21 @@
           <w:rFonts w:ascii="맑은 고딕" w:hAnsi="맑은 고딕" w:eastAsia="맑은 고딕" w:cs="맑은 고딕"/>
           <w:color w:val="000000"/>
         </w:rPr>
+        <w:br/>
+      </w:r>
+      <w:r>
+        <w:rPr>
+          <w:rFonts w:ascii="맑은 고딕" w:hAnsi="맑은 고딕" w:eastAsia="맑은 고딕" w:cs="맑은 고딕"/>
+          <w:color w:val="000000"/>
+        </w:rPr>
         <w:t>④ 원고는 같은 달 30일 개선명령 이행보고서를 제출하였고, 피고는 같은 해 12. 2. 개선 여부를 확인하고 이를 수리하였다.</w:t>
+      </w:r>
+      <w:r>
+        <w:rPr>
+          <w:rFonts w:ascii="맑은 고딕" w:hAnsi="맑은 고딕" w:eastAsia="맑은 고딕" w:cs="맑은 고딕"/>
+          <w:color w:val="000000"/>
+        </w:rPr>
+        <w:br/>
       </w:r>
       <w:r>
         <w:rPr>
@@ -680,6 +708,7 @@
         <w:rPr>
           <w:rFonts w:ascii="맑은 고딕" w:hAnsi="맑은 고딕" w:eastAsia="맑은 고딕" w:cs="맑은 고딕"/>
           <w:color w:val="000000"/>
+          <w:u w:val="single"/>
         </w:rPr>
         <w:t>이 사건의 쟁점은, 개선명령이 있기 전에 사업자가 스스로 개선을 완료한 경우의 배출기간을 어떻게 정할 것인지와, 활성 오니를 폭기조에 투입한 사실만으로 개선작업이 사실상 완료되었다고 볼 수 있는지 여부이다.</w:t>
       </w:r>
@@ -719,7 +748,9 @@
       <w:r>
         <w:rPr>
           <w:rFonts w:ascii="맑은 고딕" w:hAnsi="맑은 고딕" w:eastAsia="맑은 고딕" w:cs="맑은 고딕"/>
-          <w:color w:val="000000"/>
+          <w:b/>
+          <w:color w:val="000000"/>
+          <w:u w:val="single"/>
         </w:rPr>
         <w:t>① 원심의 판단 원심은 원고가 정화조치를 한 후에도 당초와 동일하게 배출허용기준을 초과한 오염물질을 배출한 것으로 단정할 수 없다는 이유로, 오니 투입일인 1996. 11. 24. 이후 5일간을 배출기간으로 보아 산정한 부분은 위법하다고 판단하였다.</w:t>
       </w:r>
@@ -735,6 +766,13 @@
           <w:rFonts w:ascii="맑은 고딕" w:hAnsi="맑은 고딕" w:eastAsia="맑은 고딕" w:cs="맑은 고딕"/>
           <w:color w:val="000000"/>
         </w:rPr>
+        <w:br/>
+      </w:r>
+      <w:r>
+        <w:rPr>
+          <w:rFonts w:ascii="맑은 고딕" w:hAnsi="맑은 고딕" w:eastAsia="맑은 고딕" w:cs="맑은 고딕"/>
+          <w:color w:val="000000"/>
+        </w:rPr>
         <w:t>② 대법원의 판단 그러나 원심의 판단은 다음과 같은 이유로 수긍하기 어렵다.</w:t>
       </w:r>
       <w:r>
@@ -749,6 +787,14 @@
           <w:rFonts w:ascii="맑은 고딕" w:hAnsi="맑은 고딕" w:eastAsia="맑은 고딕" w:cs="맑은 고딕"/>
           <w:color w:val="000000"/>
         </w:rPr>
+        <w:br/>
+      </w:r>
+      <w:r>
+        <w:rPr>
+          <w:rFonts w:ascii="맑은 고딕" w:hAnsi="맑은 고딕" w:eastAsia="맑은 고딕" w:cs="맑은 고딕"/>
+          <w:color w:val="000000"/>
+          <w:u w:val="single"/>
+        </w:rPr>
         <w:t>③ 관계 법령의 규정을 종합하면, 배출부과금 산정에 필요한 기준초과배출량은 원칙적으로 개선명령의 원인이 되는 배출오염물질 채취일의 배출량을 기준으로 하여, 오염물질이 배출되기 시작한 날 또는 오염물질 채취일부터 개선명령 등의 이행완료 예정일까지를 배출기간으로 하여 산정한다.</w:t>
       </w:r>
       <w:r>
@@ -763,6 +809,15 @@
           <w:rFonts w:ascii="맑은 고딕" w:hAnsi="맑은 고딕" w:eastAsia="맑은 고딕" w:cs="맑은 고딕"/>
           <w:color w:val="000000"/>
         </w:rPr>
+        <w:br/>
+      </w:r>
+      <w:r>
+        <w:rPr>
+          <w:rFonts w:ascii="맑은 고딕" w:hAnsi="맑은 고딕" w:eastAsia="맑은 고딕" w:cs="맑은 고딕"/>
+          <w:b/>
+          <w:color w:val="000000"/>
+          <w:u w:val="single"/>
+        </w:rPr>
         <w:t>④ 다만 개선명령기간 내에 명령의 이행이 완료되어 이를 보고한 경우, 또는 오염물질을 재점검한 결과 배출량이 당초에 측정한 배출량과 다른 경우에는 배출기간이나 배출량을 달리하여 배출부과금을 조정할 수 있다.</w:t>
       </w:r>
       <w:r>
@@ -777,6 +832,13 @@
           <w:rFonts w:ascii="맑은 고딕" w:hAnsi="맑은 고딕" w:eastAsia="맑은 고딕" w:cs="맑은 고딕"/>
           <w:color w:val="000000"/>
         </w:rPr>
+        <w:br/>
+      </w:r>
+      <w:r>
+        <w:rPr>
+          <w:rFonts w:ascii="맑은 고딕" w:hAnsi="맑은 고딕" w:eastAsia="맑은 고딕" w:cs="맑은 고딕"/>
+          <w:color w:val="000000"/>
+        </w:rPr>
         <w:t>⑤ 한편 개선명령이 있기 전에 스스로 개선을 완료한 경우에는 사업자가 개선사실을 보고할 법적인 근거가 없음에도 개선명령을 받은 후 보고한 날까지를 배출기간으로 하면 실제로 초과 배출하지 아니한 기간에 대하여도 부과금을 부담하게 되어 부당하다.</w:t>
       </w:r>
       <w:r>
@@ -791,6 +853,15 @@
           <w:rFonts w:ascii="맑은 고딕" w:hAnsi="맑은 고딕" w:eastAsia="맑은 고딕" w:cs="맑은 고딕"/>
           <w:color w:val="000000"/>
         </w:rPr>
+        <w:br/>
+      </w:r>
+      <w:r>
+        <w:rPr>
+          <w:rFonts w:ascii="맑은 고딕" w:hAnsi="맑은 고딕" w:eastAsia="맑은 고딕" w:cs="맑은 고딕"/>
+          <w:b/>
+          <w:color w:val="000000"/>
+          <w:u w:val="single"/>
+        </w:rPr>
         <w:t>⑥ 따라서 이러한 경우에는 장차 있을 개선명령의 내용대로 개선작업을 사실상 완료한 때까지를 배출기간으로 보아 배출부과금을 산정하여야 한다.</w:t>
       </w:r>
       <w:r>
@@ -805,6 +876,13 @@
           <w:rFonts w:ascii="맑은 고딕" w:hAnsi="맑은 고딕" w:eastAsia="맑은 고딕" w:cs="맑은 고딕"/>
           <w:color w:val="000000"/>
         </w:rPr>
+        <w:br/>
+      </w:r>
+      <w:r>
+        <w:rPr>
+          <w:rFonts w:ascii="맑은 고딕" w:hAnsi="맑은 고딕" w:eastAsia="맑은 고딕" w:cs="맑은 고딕"/>
+          <w:color w:val="000000"/>
+        </w:rPr>
         <w:t>⑦ 그러나 원고가 개선명령이 있기 이전인 1996. 11. 24. 활성 상태의 오니를 폭기조에 투입하였다고 하더라도, 그것만으로는 실제로 오염물질이 배출허용기준 이하로 배출되어 개선작업이 사실상 완료되었다고 보기는 어렵다.</w:t>
       </w:r>
       <w:r>
@@ -818,6 +896,14 @@
         <w:rPr>
           <w:rFonts w:ascii="맑은 고딕" w:hAnsi="맑은 고딕" w:eastAsia="맑은 고딕" w:cs="맑은 고딕"/>
           <w:color w:val="000000"/>
+        </w:rPr>
+        <w:br/>
+      </w:r>
+      <w:r>
+        <w:rPr>
+          <w:rFonts w:ascii="맑은 고딕" w:hAnsi="맑은 고딕" w:eastAsia="맑은 고딕" w:cs="맑은 고딕"/>
+          <w:color w:val="000000"/>
+          <w:u w:val="single"/>
         </w:rPr>
         <w:t>⑧ 그러므로 원고가 같은 달 30일 이행완료 보고를 하여 확인받았을 뿐 그 이전에 달리 오염물질의 재점검이 이루어진 바가 없는 이상, 당초의 배출량을 기준으로 같은 달 30일까지의 배출기간에 대한 배출부과금을 산정하여야 하고, 재점검을 하지 않았다고 하여 그 이후 기간에 대해 산정할 수 없는 것은 아니다.</w:t>
       </w:r>
@@ -857,7 +943,9 @@
       <w:r>
         <w:rPr>
           <w:rFonts w:ascii="맑은 고딕" w:hAnsi="맑은 고딕" w:eastAsia="맑은 고딕" w:cs="맑은 고딕"/>
-          <w:color w:val="000000"/>
+          <w:b/>
+          <w:color w:val="000000"/>
+          <w:u w:val="single"/>
         </w:rPr>
         <w:t>① 개선명령이 있기 전에 스스로 개선을 완료한 경우에는 사업자가 개선사실을 보고할 법적인 근거가 없음에도 불구하고, 그러한 사업자로 하여금 개선명령을 받은 후 개선완료 사실을 보고하도록 하여 그 보고한 날까지를 배출기간으로 한 배출부과금을 부과한다면, 사업자는 실제로 배출허용기준을 초과하는 오염물질을 배출하지 아니한 기간에 대하여도 배출부과금을 부담하게 되는 부당한 결과가 되는 점을 고려하여, 이러한 경우에는 장차 있을 개선명령의 내용대로 개선작업을 사실상 완료한 때까지를 배출기간으로 보아 배출부과금을 산정하여야 한다.</w:t>
       </w:r>
@@ -872,6 +960,15 @@
         <w:rPr>
           <w:rFonts w:ascii="맑은 고딕" w:hAnsi="맑은 고딕" w:eastAsia="맑은 고딕" w:cs="맑은 고딕"/>
           <w:color w:val="000000"/>
+        </w:rPr>
+        <w:br/>
+      </w:r>
+      <w:r>
+        <w:rPr>
+          <w:rFonts w:ascii="맑은 고딕" w:hAnsi="맑은 고딕" w:eastAsia="맑은 고딕" w:cs="맑은 고딕"/>
+          <w:b/>
+          <w:color w:val="000000"/>
+          <w:u w:val="single"/>
         </w:rPr>
         <w:t>② 당해 사업자가 개선명령이 있기 이전에 활성 상태의 오니를 폭기조에 투입하였다고 하더라도, 그것만으로는 실제로 오염물질이 배출허용기준 이하로 배출되어 개선작업이 사실상 완료되었다고 보기는 어렵고, 따라서 그 이전에 달리 오염물질의 재점검이 이루어진 바가 없는 이상 당초의 오염물질 배출량을 기준으로 하여 이행완료 보고일까지의 배출기간에 대한 배출부과금을 산정하여야 한다.</w:t>
       </w:r>

--- a/블로그글작성/판례/물환경_대법원_시리즈/판례_대법원98두1406_오니를투입했다고개선이완료된것은아닙니다.docx
+++ b/블로그글작성/판례/물환경_대법원_시리즈/판례_대법원98두1406_오니를투입했다고개선이완료된것은아닙니다.docx
@@ -16,7 +16,7 @@
           <w:color w:val="000000"/>
           <w:sz w:val="30"/>
         </w:rPr>
-        <w:t>오니를 투입했다고 개선작업이 완료된 것은 아닙니다</w:t>
+        <w:t>오니를 투입했다고 개선작업이 완료된 것은 아닙니다. (98두1406)</w:t>
       </w:r>
     </w:p>
     <w:p>
@@ -47,12 +47,6 @@
         </w:rPr>
         <w:t>○ 개선명령 전에 스스로 오니를 투입한 사업자가 그 시점 이후의 배출부과금은 부당하다고 다툰 사건입니다. 대법원은 개선명령 전 자진 개선의 경우 사실상 개선을 완료한 때까지를 배출기간으로 볼 수 있으나, 오니를 투입한 것만으로는 개선작업이 사실상 완료되었다고 보기 어렵다고 판단하였습니다.</w:t>
       </w:r>
-    </w:p>
-    <w:p>
-      <w:pPr>
-        <w:autoSpaceDN w:val="0"/>
-        <w:autoSpaceDE w:val="0"/>
-      </w:pPr>
     </w:p>
     <w:p>
       <w:pPr>
@@ -220,12 +214,6 @@
       <w:pPr>
         <w:autoSpaceDN w:val="0"/>
         <w:autoSpaceDE w:val="0"/>
-      </w:pPr>
-    </w:p>
-    <w:p>
-      <w:pPr>
-        <w:autoSpaceDN w:val="0"/>
-        <w:autoSpaceDE w:val="0"/>
         <w:pStyle w:val="2"/>
       </w:pPr>
       <w:r>
@@ -558,6 +546,118 @@
       <w:pPr>
         <w:autoSpaceDN w:val="0"/>
         <w:autoSpaceDE w:val="0"/>
+        <w:pStyle w:val="2"/>
+        <w:spacing w:before="80"/>
+      </w:pPr>
+      <w:r>
+        <w:rPr>
+          <w:rFonts w:ascii="맑은 고딕" w:hAnsi="맑은 고딕" w:eastAsia="맑은 고딕" w:cs="맑은 고딕"/>
+          <w:color w:val="000000"/>
+        </w:rPr>
+        <w:t>2. 사실관계</w:t>
+      </w:r>
+    </w:p>
+    <w:p>
+      <w:pPr>
+        <w:autoSpaceDN w:val="0"/>
+        <w:autoSpaceDE w:val="0"/>
+      </w:pPr>
+      <w:r>
+        <w:rPr>
+          <w:rFonts w:ascii="맑은 고딕" w:hAnsi="맑은 고딕" w:eastAsia="맑은 고딕" w:cs="맑은 고딕"/>
+          <w:color w:val="000000"/>
+        </w:rPr>
+        <w:t>① 피고는 원고가 운영하는 사업장의 수질오염 방지시설 운영상태를 점검하기 위하여 1996. 11. 14.과 같은 달 19일 두 차례에 걸쳐 시료를 채취하여 보건환경연구원에 수질검사를 의뢰한 결과, 오염물질이 배출허용기준을 초과하는 것을 확인하였다.</w:t>
+      </w:r>
+      <w:r>
+        <w:rPr>
+          <w:rFonts w:ascii="맑은 고딕" w:hAnsi="맑은 고딕" w:eastAsia="맑은 고딕" w:cs="맑은 고딕"/>
+          <w:color w:val="000000"/>
+        </w:rPr>
+        <w:br/>
+      </w:r>
+      <w:r>
+        <w:rPr>
+          <w:rFonts w:ascii="맑은 고딕" w:hAnsi="맑은 고딕" w:eastAsia="맑은 고딕" w:cs="맑은 고딕"/>
+          <w:color w:val="000000"/>
+        </w:rPr>
+        <w:br/>
+      </w:r>
+      <w:r>
+        <w:rPr>
+          <w:rFonts w:ascii="맑은 고딕" w:hAnsi="맑은 고딕" w:eastAsia="맑은 고딕" w:cs="맑은 고딕"/>
+          <w:color w:val="000000"/>
+        </w:rPr>
+        <w:t>② 피고는 같은 달 26일 원고에게 방지시설에 대한 개선명령을 하였다.</w:t>
+      </w:r>
+      <w:r>
+        <w:rPr>
+          <w:rFonts w:ascii="맑은 고딕" w:hAnsi="맑은 고딕" w:eastAsia="맑은 고딕" w:cs="맑은 고딕"/>
+          <w:color w:val="000000"/>
+        </w:rPr>
+        <w:br/>
+      </w:r>
+      <w:r>
+        <w:rPr>
+          <w:rFonts w:ascii="맑은 고딕" w:hAnsi="맑은 고딕" w:eastAsia="맑은 고딕" w:cs="맑은 고딕"/>
+          <w:color w:val="000000"/>
+        </w:rPr>
+        <w:br/>
+      </w:r>
+      <w:r>
+        <w:rPr>
+          <w:rFonts w:ascii="맑은 고딕" w:hAnsi="맑은 고딕" w:eastAsia="맑은 고딕" w:cs="맑은 고딕"/>
+          <w:color w:val="000000"/>
+        </w:rPr>
+        <w:t>③ 원고는 같은 달 19일과 20일에는 방지시설을 정상적으로 개선하지 아니한 채 조업을 계속하면서 배출허용기준을 초과하는 폐수를 방출하였고, 그 이후에는 공장가동을 중지한 채 같은 달 24일 활성 상태의 오니 27t을 구입하여 폭기조에 투입함으로써 같은 달 28일부터 방지시설을 정상가동하였다.</w:t>
+      </w:r>
+      <w:r>
+        <w:rPr>
+          <w:rFonts w:ascii="맑은 고딕" w:hAnsi="맑은 고딕" w:eastAsia="맑은 고딕" w:cs="맑은 고딕"/>
+          <w:color w:val="000000"/>
+        </w:rPr>
+        <w:br/>
+      </w:r>
+      <w:r>
+        <w:rPr>
+          <w:rFonts w:ascii="맑은 고딕" w:hAnsi="맑은 고딕" w:eastAsia="맑은 고딕" w:cs="맑은 고딕"/>
+          <w:color w:val="000000"/>
+        </w:rPr>
+        <w:br/>
+      </w:r>
+      <w:r>
+        <w:rPr>
+          <w:rFonts w:ascii="맑은 고딕" w:hAnsi="맑은 고딕" w:eastAsia="맑은 고딕" w:cs="맑은 고딕"/>
+          <w:color w:val="000000"/>
+        </w:rPr>
+        <w:t>④ 원고는 같은 달 30일 개선명령 이행보고서를 제출하였고, 피고는 같은 해 12. 2. 개선 여부를 확인하고 이를 수리하였다.</w:t>
+      </w:r>
+      <w:r>
+        <w:rPr>
+          <w:rFonts w:ascii="맑은 고딕" w:hAnsi="맑은 고딕" w:eastAsia="맑은 고딕" w:cs="맑은 고딕"/>
+          <w:color w:val="000000"/>
+        </w:rPr>
+        <w:br/>
+      </w:r>
+      <w:r>
+        <w:rPr>
+          <w:rFonts w:ascii="맑은 고딕" w:hAnsi="맑은 고딕" w:eastAsia="맑은 고딕" w:cs="맑은 고딕"/>
+          <w:color w:val="000000"/>
+        </w:rPr>
+        <w:br/>
+      </w:r>
+      <w:r>
+        <w:rPr>
+          <w:rFonts w:ascii="맑은 고딕" w:hAnsi="맑은 고딕" w:eastAsia="맑은 고딕" w:cs="맑은 고딕"/>
+          <w:color w:val="000000"/>
+        </w:rPr>
+        <w:t>⑤ 피고는 합계 12일간 배출허용기준을 초과하는 오염물질을 배출하였다고 보아 배출부과금을 부과하였고, 원심은 오니 투입일인 11. 24. 이후의 5일간을 배출기간으로 산정한 부분은 재점검이 없었으므로 위법하다고 판단하였다.</w:t>
+      </w:r>
+    </w:p>
+    <w:p>
+      <w:pPr>
+        <w:autoSpaceDN w:val="0"/>
+        <w:autoSpaceDE w:val="0"/>
       </w:pPr>
     </w:p>
     <w:p>
@@ -572,7 +672,7 @@
           <w:rFonts w:ascii="맑은 고딕" w:hAnsi="맑은 고딕" w:eastAsia="맑은 고딕" w:cs="맑은 고딕"/>
           <w:color w:val="000000"/>
         </w:rPr>
-        <w:t>2. 사실관계</w:t>
+        <w:t>3. 쟁점</w:t>
       </w:r>
     </w:p>
     <w:p>
@@ -584,99 +684,10 @@
         <w:rPr>
           <w:rFonts w:ascii="맑은 고딕" w:hAnsi="맑은 고딕" w:eastAsia="맑은 고딕" w:cs="맑은 고딕"/>
           <w:color w:val="000000"/>
-        </w:rPr>
-        <w:t>① 피고는 원고가 운영하는 사업장의 수질오염 방지시설 운영상태를 점검하기 위하여 1996. 11. 14.과 같은 달 19일 두 차례에 걸쳐 시료를 채취하여 보건환경연구원에 수질검사를 의뢰한 결과, 오염물질이 배출허용기준을 초과하는 것을 확인하였다.</w:t>
-      </w:r>
-      <w:r>
-        <w:rPr>
-          <w:rFonts w:ascii="맑은 고딕" w:hAnsi="맑은 고딕" w:eastAsia="맑은 고딕" w:cs="맑은 고딕"/>
-          <w:color w:val="000000"/>
-        </w:rPr>
-        <w:br/>
-      </w:r>
-      <w:r>
-        <w:rPr>
-          <w:rFonts w:ascii="맑은 고딕" w:hAnsi="맑은 고딕" w:eastAsia="맑은 고딕" w:cs="맑은 고딕"/>
-          <w:color w:val="000000"/>
-        </w:rPr>
-        <w:br/>
-      </w:r>
-      <w:r>
-        <w:rPr>
-          <w:rFonts w:ascii="맑은 고딕" w:hAnsi="맑은 고딕" w:eastAsia="맑은 고딕" w:cs="맑은 고딕"/>
-          <w:color w:val="000000"/>
-        </w:rPr>
-        <w:t>② 피고는 같은 달 26일 원고에게 방지시설에 대한 개선명령을 하였다.</w:t>
-      </w:r>
-      <w:r>
-        <w:rPr>
-          <w:rFonts w:ascii="맑은 고딕" w:hAnsi="맑은 고딕" w:eastAsia="맑은 고딕" w:cs="맑은 고딕"/>
-          <w:color w:val="000000"/>
-        </w:rPr>
-        <w:br/>
-      </w:r>
-      <w:r>
-        <w:rPr>
-          <w:rFonts w:ascii="맑은 고딕" w:hAnsi="맑은 고딕" w:eastAsia="맑은 고딕" w:cs="맑은 고딕"/>
-          <w:color w:val="000000"/>
-        </w:rPr>
-        <w:br/>
-      </w:r>
-      <w:r>
-        <w:rPr>
-          <w:rFonts w:ascii="맑은 고딕" w:hAnsi="맑은 고딕" w:eastAsia="맑은 고딕" w:cs="맑은 고딕"/>
-          <w:color w:val="000000"/>
-        </w:rPr>
-        <w:t>③ 원고는 같은 달 19일과 20일에는 방지시설을 정상적으로 개선하지 아니한 채 조업을 계속하면서 배출허용기준을 초과하는 폐수를 방출하였고, 그 이후에는 공장가동을 중지한 채 같은 달 24일 활성 상태의 오니 27t을 구입하여 폭기조에 투입함으로써 같은 달 28일부터 방지시설을 정상가동하였다.</w:t>
-      </w:r>
-      <w:r>
-        <w:rPr>
-          <w:rFonts w:ascii="맑은 고딕" w:hAnsi="맑은 고딕" w:eastAsia="맑은 고딕" w:cs="맑은 고딕"/>
-          <w:color w:val="000000"/>
-        </w:rPr>
-        <w:br/>
-      </w:r>
-      <w:r>
-        <w:rPr>
-          <w:rFonts w:ascii="맑은 고딕" w:hAnsi="맑은 고딕" w:eastAsia="맑은 고딕" w:cs="맑은 고딕"/>
-          <w:color w:val="000000"/>
-        </w:rPr>
-        <w:br/>
-      </w:r>
-      <w:r>
-        <w:rPr>
-          <w:rFonts w:ascii="맑은 고딕" w:hAnsi="맑은 고딕" w:eastAsia="맑은 고딕" w:cs="맑은 고딕"/>
-          <w:color w:val="000000"/>
-        </w:rPr>
-        <w:t>④ 원고는 같은 달 30일 개선명령 이행보고서를 제출하였고, 피고는 같은 해 12. 2. 개선 여부를 확인하고 이를 수리하였다.</w:t>
-      </w:r>
-      <w:r>
-        <w:rPr>
-          <w:rFonts w:ascii="맑은 고딕" w:hAnsi="맑은 고딕" w:eastAsia="맑은 고딕" w:cs="맑은 고딕"/>
-          <w:color w:val="000000"/>
-        </w:rPr>
-        <w:br/>
-      </w:r>
-      <w:r>
-        <w:rPr>
-          <w:rFonts w:ascii="맑은 고딕" w:hAnsi="맑은 고딕" w:eastAsia="맑은 고딕" w:cs="맑은 고딕"/>
-          <w:color w:val="000000"/>
-        </w:rPr>
-        <w:br/>
-      </w:r>
-      <w:r>
-        <w:rPr>
-          <w:rFonts w:ascii="맑은 고딕" w:hAnsi="맑은 고딕" w:eastAsia="맑은 고딕" w:cs="맑은 고딕"/>
-          <w:color w:val="000000"/>
-        </w:rPr>
-        <w:t>⑤ 피고는 합계 12일간 배출허용기준을 초과하는 오염물질을 배출하였다고 보아 배출부과금을 부과하였고, 원심은 오니 투입일인 11. 24. 이후의 5일간을 배출기간으로 산정한 부분은 재점검이 없었으므로 위법하다고 판단하였다.</w:t>
-      </w:r>
-    </w:p>
-    <w:p>
-      <w:pPr>
-        <w:autoSpaceDN w:val="0"/>
-        <w:autoSpaceDE w:val="0"/>
-      </w:pPr>
+          <w:u w:val="single"/>
+        </w:rPr>
+        <w:t>이 사건의 쟁점은, 개선명령이 있기 전에 사업자가 스스로 개선을 완료한 경우의 배출기간을 어떻게 정할 것인지와, 활성 오니를 폭기조에 투입한 사실만으로 개선작업이 사실상 완료되었다고 볼 수 있는지 여부이다.</w:t>
+      </w:r>
     </w:p>
     <w:p>
       <w:pPr>
@@ -696,7 +707,7 @@
           <w:rFonts w:ascii="맑은 고딕" w:hAnsi="맑은 고딕" w:eastAsia="맑은 고딕" w:cs="맑은 고딕"/>
           <w:color w:val="000000"/>
         </w:rPr>
-        <w:t>3. 쟁점</w:t>
+        <w:t>4. 판단</w:t>
       </w:r>
     </w:p>
     <w:p>
@@ -707,17 +718,165 @@
       <w:r>
         <w:rPr>
           <w:rFonts w:ascii="맑은 고딕" w:hAnsi="맑은 고딕" w:eastAsia="맑은 고딕" w:cs="맑은 고딕"/>
+          <w:b/>
           <w:color w:val="000000"/>
           <w:u w:val="single"/>
         </w:rPr>
-        <w:t>이 사건의 쟁점은, 개선명령이 있기 전에 사업자가 스스로 개선을 완료한 경우의 배출기간을 어떻게 정할 것인지와, 활성 오니를 폭기조에 투입한 사실만으로 개선작업이 사실상 완료되었다고 볼 수 있는지 여부이다.</w:t>
-      </w:r>
-    </w:p>
-    <w:p>
-      <w:pPr>
-        <w:autoSpaceDN w:val="0"/>
-        <w:autoSpaceDE w:val="0"/>
-      </w:pPr>
+        <w:t>① 원심의 판단 원심은 원고가 정화조치를 한 후에도 당초와 동일하게 배출허용기준을 초과한 오염물질을 배출한 것으로 단정할 수 없다는 이유로, 오니 투입일인 1996. 11. 24. 이후 5일간을 배출기간으로 보아 산정한 부분은 위법하다고 판단하였다.</w:t>
+      </w:r>
+      <w:r>
+        <w:rPr>
+          <w:rFonts w:ascii="맑은 고딕" w:hAnsi="맑은 고딕" w:eastAsia="맑은 고딕" w:cs="맑은 고딕"/>
+          <w:color w:val="000000"/>
+        </w:rPr>
+        <w:br/>
+      </w:r>
+      <w:r>
+        <w:rPr>
+          <w:rFonts w:ascii="맑은 고딕" w:hAnsi="맑은 고딕" w:eastAsia="맑은 고딕" w:cs="맑은 고딕"/>
+          <w:color w:val="000000"/>
+        </w:rPr>
+        <w:br/>
+      </w:r>
+      <w:r>
+        <w:rPr>
+          <w:rFonts w:ascii="맑은 고딕" w:hAnsi="맑은 고딕" w:eastAsia="맑은 고딕" w:cs="맑은 고딕"/>
+          <w:color w:val="000000"/>
+        </w:rPr>
+        <w:t>② 대법원의 판단 그러나 원심의 판단은 다음과 같은 이유로 수긍하기 어렵다.</w:t>
+      </w:r>
+      <w:r>
+        <w:rPr>
+          <w:rFonts w:ascii="맑은 고딕" w:hAnsi="맑은 고딕" w:eastAsia="맑은 고딕" w:cs="맑은 고딕"/>
+          <w:color w:val="000000"/>
+        </w:rPr>
+        <w:br/>
+      </w:r>
+      <w:r>
+        <w:rPr>
+          <w:rFonts w:ascii="맑은 고딕" w:hAnsi="맑은 고딕" w:eastAsia="맑은 고딕" w:cs="맑은 고딕"/>
+          <w:color w:val="000000"/>
+        </w:rPr>
+        <w:br/>
+      </w:r>
+      <w:r>
+        <w:rPr>
+          <w:rFonts w:ascii="맑은 고딕" w:hAnsi="맑은 고딕" w:eastAsia="맑은 고딕" w:cs="맑은 고딕"/>
+          <w:color w:val="000000"/>
+          <w:u w:val="single"/>
+        </w:rPr>
+        <w:t>③ 관계 법령의 규정을 종합하면, 배출부과금 산정에 필요한 기준초과배출량은 원칙적으로 개선명령의 원인이 되는 배출오염물질 채취일의 배출량을 기준으로 하여, 오염물질이 배출되기 시작한 날 또는 오염물질 채취일부터 개선명령 등의 이행완료 예정일까지를 배출기간으로 하여 산정한다.</w:t>
+      </w:r>
+      <w:r>
+        <w:rPr>
+          <w:rFonts w:ascii="맑은 고딕" w:hAnsi="맑은 고딕" w:eastAsia="맑은 고딕" w:cs="맑은 고딕"/>
+          <w:color w:val="000000"/>
+        </w:rPr>
+        <w:br/>
+      </w:r>
+      <w:r>
+        <w:rPr>
+          <w:rFonts w:ascii="맑은 고딕" w:hAnsi="맑은 고딕" w:eastAsia="맑은 고딕" w:cs="맑은 고딕"/>
+          <w:color w:val="000000"/>
+        </w:rPr>
+        <w:br/>
+      </w:r>
+      <w:r>
+        <w:rPr>
+          <w:rFonts w:ascii="맑은 고딕" w:hAnsi="맑은 고딕" w:eastAsia="맑은 고딕" w:cs="맑은 고딕"/>
+          <w:b/>
+          <w:color w:val="000000"/>
+          <w:u w:val="single"/>
+        </w:rPr>
+        <w:t>④ 다만 개선명령기간 내에 명령의 이행이 완료되어 이를 보고한 경우, 또는 오염물질을 재점검한 결과 배출량이 당초에 측정한 배출량과 다른 경우에는 배출기간이나 배출량을 달리하여 배출부과금을 조정할 수 있다.</w:t>
+      </w:r>
+      <w:r>
+        <w:rPr>
+          <w:rFonts w:ascii="맑은 고딕" w:hAnsi="맑은 고딕" w:eastAsia="맑은 고딕" w:cs="맑은 고딕"/>
+          <w:color w:val="000000"/>
+        </w:rPr>
+        <w:br/>
+      </w:r>
+      <w:r>
+        <w:rPr>
+          <w:rFonts w:ascii="맑은 고딕" w:hAnsi="맑은 고딕" w:eastAsia="맑은 고딕" w:cs="맑은 고딕"/>
+          <w:color w:val="000000"/>
+        </w:rPr>
+        <w:br/>
+      </w:r>
+      <w:r>
+        <w:rPr>
+          <w:rFonts w:ascii="맑은 고딕" w:hAnsi="맑은 고딕" w:eastAsia="맑은 고딕" w:cs="맑은 고딕"/>
+          <w:color w:val="000000"/>
+        </w:rPr>
+        <w:t>⑤ 한편 개선명령이 있기 전에 스스로 개선을 완료한 경우에는 사업자가 개선사실을 보고할 법적인 근거가 없음에도 개선명령을 받은 후 보고한 날까지를 배출기간으로 하면 실제로 초과 배출하지 아니한 기간에 대하여도 부과금을 부담하게 되어 부당하다.</w:t>
+      </w:r>
+      <w:r>
+        <w:rPr>
+          <w:rFonts w:ascii="맑은 고딕" w:hAnsi="맑은 고딕" w:eastAsia="맑은 고딕" w:cs="맑은 고딕"/>
+          <w:color w:val="000000"/>
+        </w:rPr>
+        <w:br/>
+      </w:r>
+      <w:r>
+        <w:rPr>
+          <w:rFonts w:ascii="맑은 고딕" w:hAnsi="맑은 고딕" w:eastAsia="맑은 고딕" w:cs="맑은 고딕"/>
+          <w:color w:val="000000"/>
+        </w:rPr>
+        <w:br/>
+      </w:r>
+      <w:r>
+        <w:rPr>
+          <w:rFonts w:ascii="맑은 고딕" w:hAnsi="맑은 고딕" w:eastAsia="맑은 고딕" w:cs="맑은 고딕"/>
+          <w:b/>
+          <w:color w:val="000000"/>
+          <w:u w:val="single"/>
+        </w:rPr>
+        <w:t>⑥ 따라서 이러한 경우에는 장차 있을 개선명령의 내용대로 개선작업을 사실상 완료한 때까지를 배출기간으로 보아 배출부과금을 산정하여야 한다.</w:t>
+      </w:r>
+      <w:r>
+        <w:rPr>
+          <w:rFonts w:ascii="맑은 고딕" w:hAnsi="맑은 고딕" w:eastAsia="맑은 고딕" w:cs="맑은 고딕"/>
+          <w:color w:val="000000"/>
+        </w:rPr>
+        <w:br/>
+      </w:r>
+      <w:r>
+        <w:rPr>
+          <w:rFonts w:ascii="맑은 고딕" w:hAnsi="맑은 고딕" w:eastAsia="맑은 고딕" w:cs="맑은 고딕"/>
+          <w:color w:val="000000"/>
+        </w:rPr>
+        <w:br/>
+      </w:r>
+      <w:r>
+        <w:rPr>
+          <w:rFonts w:ascii="맑은 고딕" w:hAnsi="맑은 고딕" w:eastAsia="맑은 고딕" w:cs="맑은 고딕"/>
+          <w:color w:val="000000"/>
+        </w:rPr>
+        <w:t>⑦ 그러나 원고가 개선명령이 있기 이전인 1996. 11. 24. 활성 상태의 오니를 폭기조에 투입하였다고 하더라도, 그것만으로는 실제로 오염물질이 배출허용기준 이하로 배출되어 개선작업이 사실상 완료되었다고 보기는 어렵다.</w:t>
+      </w:r>
+      <w:r>
+        <w:rPr>
+          <w:rFonts w:ascii="맑은 고딕" w:hAnsi="맑은 고딕" w:eastAsia="맑은 고딕" w:cs="맑은 고딕"/>
+          <w:color w:val="000000"/>
+        </w:rPr>
+        <w:br/>
+      </w:r>
+      <w:r>
+        <w:rPr>
+          <w:rFonts w:ascii="맑은 고딕" w:hAnsi="맑은 고딕" w:eastAsia="맑은 고딕" w:cs="맑은 고딕"/>
+          <w:color w:val="000000"/>
+        </w:rPr>
+        <w:br/>
+      </w:r>
+      <w:r>
+        <w:rPr>
+          <w:rFonts w:ascii="맑은 고딕" w:hAnsi="맑은 고딕" w:eastAsia="맑은 고딕" w:cs="맑은 고딕"/>
+          <w:color w:val="000000"/>
+          <w:u w:val="single"/>
+        </w:rPr>
+        <w:t>⑧ 그러므로 원고가 같은 달 30일 이행완료 보고를 하여 확인받았을 뿐 그 이전에 달리 오염물질의 재점검이 이루어진 바가 없는 이상, 당초의 배출량을 기준으로 같은 달 30일까지의 배출기간에 대한 배출부과금을 산정하여야 하고, 재점검을 하지 않았다고 하여 그 이후 기간에 대해 산정할 수 없는 것은 아니다.</w:t>
+      </w:r>
     </w:p>
     <w:p>
       <w:pPr>
@@ -737,7 +896,7 @@
           <w:rFonts w:ascii="맑은 고딕" w:hAnsi="맑은 고딕" w:eastAsia="맑은 고딕" w:cs="맑은 고딕"/>
           <w:color w:val="000000"/>
         </w:rPr>
-        <w:t>4. 판단</w:t>
+        <w:t>5. 판결요지</w:t>
       </w:r>
     </w:p>
     <w:p>
@@ -752,7 +911,7 @@
           <w:color w:val="000000"/>
           <w:u w:val="single"/>
         </w:rPr>
-        <w:t>① 원심의 판단 원심은 원고가 정화조치를 한 후에도 당초와 동일하게 배출허용기준을 초과한 오염물질을 배출한 것으로 단정할 수 없다는 이유로, 오니 투입일인 1996. 11. 24. 이후 5일간을 배출기간으로 보아 산정한 부분은 위법하다고 판단하였다.</w:t>
+        <w:t>① 개선명령이 있기 전에 스스로 개선을 완료한 경우에는 사업자가 개선사실을 보고할 법적인 근거가 없음에도 불구하고, 그러한 사업자로 하여금 개선명령을 받은 후 개선완료 사실을 보고하도록 하여 그 보고한 날까지를 배출기간으로 한 배출부과금을 부과한다면, 사업자는 실제로 배출허용기준을 초과하는 오염물질을 배출하지 아니한 기간에 대하여도 배출부과금을 부담하게 되는 부당한 결과가 되는 점을 고려하여, 이러한 경우에는 장차 있을 개선명령의 내용대로 개선작업을 사실상 완료한 때까지를 배출기간으로 보아 배출부과금을 산정하여야 한다.</w:t>
       </w:r>
       <w:r>
         <w:rPr>
@@ -771,213 +930,12 @@
       <w:r>
         <w:rPr>
           <w:rFonts w:ascii="맑은 고딕" w:hAnsi="맑은 고딕" w:eastAsia="맑은 고딕" w:cs="맑은 고딕"/>
-          <w:color w:val="000000"/>
-        </w:rPr>
-        <w:t>② 대법원의 판단 그러나 원심의 판단은 다음과 같은 이유로 수긍하기 어렵다.</w:t>
-      </w:r>
-      <w:r>
-        <w:rPr>
-          <w:rFonts w:ascii="맑은 고딕" w:hAnsi="맑은 고딕" w:eastAsia="맑은 고딕" w:cs="맑은 고딕"/>
-          <w:color w:val="000000"/>
-        </w:rPr>
-        <w:br/>
-      </w:r>
-      <w:r>
-        <w:rPr>
-          <w:rFonts w:ascii="맑은 고딕" w:hAnsi="맑은 고딕" w:eastAsia="맑은 고딕" w:cs="맑은 고딕"/>
-          <w:color w:val="000000"/>
-        </w:rPr>
-        <w:br/>
-      </w:r>
-      <w:r>
-        <w:rPr>
-          <w:rFonts w:ascii="맑은 고딕" w:hAnsi="맑은 고딕" w:eastAsia="맑은 고딕" w:cs="맑은 고딕"/>
+          <w:b/>
           <w:color w:val="000000"/>
           <w:u w:val="single"/>
         </w:rPr>
-        <w:t>③ 관계 법령의 규정을 종합하면, 배출부과금 산정에 필요한 기준초과배출량은 원칙적으로 개선명령의 원인이 되는 배출오염물질 채취일의 배출량을 기준으로 하여, 오염물질이 배출되기 시작한 날 또는 오염물질 채취일부터 개선명령 등의 이행완료 예정일까지를 배출기간으로 하여 산정한다.</w:t>
-      </w:r>
-      <w:r>
-        <w:rPr>
-          <w:rFonts w:ascii="맑은 고딕" w:hAnsi="맑은 고딕" w:eastAsia="맑은 고딕" w:cs="맑은 고딕"/>
-          <w:color w:val="000000"/>
-        </w:rPr>
-        <w:br/>
-      </w:r>
-      <w:r>
-        <w:rPr>
-          <w:rFonts w:ascii="맑은 고딕" w:hAnsi="맑은 고딕" w:eastAsia="맑은 고딕" w:cs="맑은 고딕"/>
-          <w:color w:val="000000"/>
-        </w:rPr>
-        <w:br/>
-      </w:r>
-      <w:r>
-        <w:rPr>
-          <w:rFonts w:ascii="맑은 고딕" w:hAnsi="맑은 고딕" w:eastAsia="맑은 고딕" w:cs="맑은 고딕"/>
-          <w:b/>
-          <w:color w:val="000000"/>
-          <w:u w:val="single"/>
-        </w:rPr>
-        <w:t>④ 다만 개선명령기간 내에 명령의 이행이 완료되어 이를 보고한 경우, 또는 오염물질을 재점검한 결과 배출량이 당초에 측정한 배출량과 다른 경우에는 배출기간이나 배출량을 달리하여 배출부과금을 조정할 수 있다.</w:t>
-      </w:r>
-      <w:r>
-        <w:rPr>
-          <w:rFonts w:ascii="맑은 고딕" w:hAnsi="맑은 고딕" w:eastAsia="맑은 고딕" w:cs="맑은 고딕"/>
-          <w:color w:val="000000"/>
-        </w:rPr>
-        <w:br/>
-      </w:r>
-      <w:r>
-        <w:rPr>
-          <w:rFonts w:ascii="맑은 고딕" w:hAnsi="맑은 고딕" w:eastAsia="맑은 고딕" w:cs="맑은 고딕"/>
-          <w:color w:val="000000"/>
-        </w:rPr>
-        <w:br/>
-      </w:r>
-      <w:r>
-        <w:rPr>
-          <w:rFonts w:ascii="맑은 고딕" w:hAnsi="맑은 고딕" w:eastAsia="맑은 고딕" w:cs="맑은 고딕"/>
-          <w:color w:val="000000"/>
-        </w:rPr>
-        <w:t>⑤ 한편 개선명령이 있기 전에 스스로 개선을 완료한 경우에는 사업자가 개선사실을 보고할 법적인 근거가 없음에도 개선명령을 받은 후 보고한 날까지를 배출기간으로 하면 실제로 초과 배출하지 아니한 기간에 대하여도 부과금을 부담하게 되어 부당하다.</w:t>
-      </w:r>
-      <w:r>
-        <w:rPr>
-          <w:rFonts w:ascii="맑은 고딕" w:hAnsi="맑은 고딕" w:eastAsia="맑은 고딕" w:cs="맑은 고딕"/>
-          <w:color w:val="000000"/>
-        </w:rPr>
-        <w:br/>
-      </w:r>
-      <w:r>
-        <w:rPr>
-          <w:rFonts w:ascii="맑은 고딕" w:hAnsi="맑은 고딕" w:eastAsia="맑은 고딕" w:cs="맑은 고딕"/>
-          <w:color w:val="000000"/>
-        </w:rPr>
-        <w:br/>
-      </w:r>
-      <w:r>
-        <w:rPr>
-          <w:rFonts w:ascii="맑은 고딕" w:hAnsi="맑은 고딕" w:eastAsia="맑은 고딕" w:cs="맑은 고딕"/>
-          <w:b/>
-          <w:color w:val="000000"/>
-          <w:u w:val="single"/>
-        </w:rPr>
-        <w:t>⑥ 따라서 이러한 경우에는 장차 있을 개선명령의 내용대로 개선작업을 사실상 완료한 때까지를 배출기간으로 보아 배출부과금을 산정하여야 한다.</w:t>
-      </w:r>
-      <w:r>
-        <w:rPr>
-          <w:rFonts w:ascii="맑은 고딕" w:hAnsi="맑은 고딕" w:eastAsia="맑은 고딕" w:cs="맑은 고딕"/>
-          <w:color w:val="000000"/>
-        </w:rPr>
-        <w:br/>
-      </w:r>
-      <w:r>
-        <w:rPr>
-          <w:rFonts w:ascii="맑은 고딕" w:hAnsi="맑은 고딕" w:eastAsia="맑은 고딕" w:cs="맑은 고딕"/>
-          <w:color w:val="000000"/>
-        </w:rPr>
-        <w:br/>
-      </w:r>
-      <w:r>
-        <w:rPr>
-          <w:rFonts w:ascii="맑은 고딕" w:hAnsi="맑은 고딕" w:eastAsia="맑은 고딕" w:cs="맑은 고딕"/>
-          <w:color w:val="000000"/>
-        </w:rPr>
-        <w:t>⑦ 그러나 원고가 개선명령이 있기 이전인 1996. 11. 24. 활성 상태의 오니를 폭기조에 투입하였다고 하더라도, 그것만으로는 실제로 오염물질이 배출허용기준 이하로 배출되어 개선작업이 사실상 완료되었다고 보기는 어렵다.</w:t>
-      </w:r>
-      <w:r>
-        <w:rPr>
-          <w:rFonts w:ascii="맑은 고딕" w:hAnsi="맑은 고딕" w:eastAsia="맑은 고딕" w:cs="맑은 고딕"/>
-          <w:color w:val="000000"/>
-        </w:rPr>
-        <w:br/>
-      </w:r>
-      <w:r>
-        <w:rPr>
-          <w:rFonts w:ascii="맑은 고딕" w:hAnsi="맑은 고딕" w:eastAsia="맑은 고딕" w:cs="맑은 고딕"/>
-          <w:color w:val="000000"/>
-        </w:rPr>
-        <w:br/>
-      </w:r>
-      <w:r>
-        <w:rPr>
-          <w:rFonts w:ascii="맑은 고딕" w:hAnsi="맑은 고딕" w:eastAsia="맑은 고딕" w:cs="맑은 고딕"/>
-          <w:color w:val="000000"/>
-          <w:u w:val="single"/>
-        </w:rPr>
-        <w:t>⑧ 그러므로 원고가 같은 달 30일 이행완료 보고를 하여 확인받았을 뿐 그 이전에 달리 오염물질의 재점검이 이루어진 바가 없는 이상, 당초의 배출량을 기준으로 같은 달 30일까지의 배출기간에 대한 배출부과금을 산정하여야 하고, 재점검을 하지 않았다고 하여 그 이후 기간에 대해 산정할 수 없는 것은 아니다.</w:t>
-      </w:r>
-    </w:p>
-    <w:p>
-      <w:pPr>
-        <w:autoSpaceDN w:val="0"/>
-        <w:autoSpaceDE w:val="0"/>
-      </w:pPr>
-    </w:p>
-    <w:p>
-      <w:pPr>
-        <w:autoSpaceDN w:val="0"/>
-        <w:autoSpaceDE w:val="0"/>
-      </w:pPr>
-    </w:p>
-    <w:p>
-      <w:pPr>
-        <w:autoSpaceDN w:val="0"/>
-        <w:autoSpaceDE w:val="0"/>
-        <w:pStyle w:val="2"/>
-        <w:spacing w:before="80"/>
-      </w:pPr>
-      <w:r>
-        <w:rPr>
-          <w:rFonts w:ascii="맑은 고딕" w:hAnsi="맑은 고딕" w:eastAsia="맑은 고딕" w:cs="맑은 고딕"/>
-          <w:color w:val="000000"/>
-        </w:rPr>
-        <w:t>5. 판결요지</w:t>
-      </w:r>
-    </w:p>
-    <w:p>
-      <w:pPr>
-        <w:autoSpaceDN w:val="0"/>
-        <w:autoSpaceDE w:val="0"/>
-      </w:pPr>
-      <w:r>
-        <w:rPr>
-          <w:rFonts w:ascii="맑은 고딕" w:hAnsi="맑은 고딕" w:eastAsia="맑은 고딕" w:cs="맑은 고딕"/>
-          <w:b/>
-          <w:color w:val="000000"/>
-          <w:u w:val="single"/>
-        </w:rPr>
-        <w:t>① 개선명령이 있기 전에 스스로 개선을 완료한 경우에는 사업자가 개선사실을 보고할 법적인 근거가 없음에도 불구하고, 그러한 사업자로 하여금 개선명령을 받은 후 개선완료 사실을 보고하도록 하여 그 보고한 날까지를 배출기간으로 한 배출부과금을 부과한다면, 사업자는 실제로 배출허용기준을 초과하는 오염물질을 배출하지 아니한 기간에 대하여도 배출부과금을 부담하게 되는 부당한 결과가 되는 점을 고려하여, 이러한 경우에는 장차 있을 개선명령의 내용대로 개선작업을 사실상 완료한 때까지를 배출기간으로 보아 배출부과금을 산정하여야 한다.</w:t>
-      </w:r>
-      <w:r>
-        <w:rPr>
-          <w:rFonts w:ascii="맑은 고딕" w:hAnsi="맑은 고딕" w:eastAsia="맑은 고딕" w:cs="맑은 고딕"/>
-          <w:color w:val="000000"/>
-        </w:rPr>
-        <w:br/>
-      </w:r>
-      <w:r>
-        <w:rPr>
-          <w:rFonts w:ascii="맑은 고딕" w:hAnsi="맑은 고딕" w:eastAsia="맑은 고딕" w:cs="맑은 고딕"/>
-          <w:color w:val="000000"/>
-        </w:rPr>
-        <w:br/>
-      </w:r>
-      <w:r>
-        <w:rPr>
-          <w:rFonts w:ascii="맑은 고딕" w:hAnsi="맑은 고딕" w:eastAsia="맑은 고딕" w:cs="맑은 고딕"/>
-          <w:b/>
-          <w:color w:val="000000"/>
-          <w:u w:val="single"/>
-        </w:rPr>
         <w:t>② 당해 사업자가 개선명령이 있기 이전에 활성 상태의 오니를 폭기조에 투입하였다고 하더라도, 그것만으로는 실제로 오염물질이 배출허용기준 이하로 배출되어 개선작업이 사실상 완료되었다고 보기는 어렵고, 따라서 그 이전에 달리 오염물질의 재점검이 이루어진 바가 없는 이상 당초의 오염물질 배출량을 기준으로 하여 이행완료 보고일까지의 배출기간에 대한 배출부과금을 산정하여야 한다.</w:t>
       </w:r>
-    </w:p>
-    <w:p>
-      <w:pPr>
-        <w:autoSpaceDN w:val="0"/>
-        <w:autoSpaceDE w:val="0"/>
-      </w:pPr>
     </w:p>
     <w:p>
       <w:pPr>
